--- a/output/word/businessplan_robert_anna_walter_bankversion_sv.docx
+++ b/output/word/businessplan_robert_anna_walter_bankversion_sv.docx
@@ -299,7 +299,7 @@
                 <w:b w:val="0"/>
                 <w:i w:val="0"/>
               </w:rPr>
-              <w:t>25 maj 2026</w:t>
+              <w:t>30 maj 2026</w:t>
             </w:r>
           </w:p>
         </w:tc>
@@ -36423,502 +36423,6 @@
           <w:sz w:val="19"/>
         </w:rPr>
         <w:t>samarbetspartner</w:t>
-      </w:r>
-    </w:p>
-    <w:p>
-      <w:pPr>
-        <w:pStyle w:val="Heading2"/>
-      </w:pPr>
-      <w:r>
-        <w:rPr>
-          <w:rFonts w:ascii="Arial" w:hAnsi="Arial" w:cs="Arial"/>
-          <w:b/>
-          <w:i w:val="0"/>
-        </w:rPr>
-        <w:t>Bilaga F - Lista över bankunderlag</w:t>
-      </w:r>
-    </w:p>
-    <w:p>
-      <w:pPr>
-        <w:spacing w:before="0" w:after="140" w:line="293" w:lineRule="auto"/>
-        <w:jc w:val="both"/>
-      </w:pPr>
-      <w:r>
-        <w:rPr>
-          <w:rFonts w:ascii="Arial" w:hAnsi="Arial" w:cs="Arial"/>
-          <w:b w:val="0"/>
-          <w:i w:val="0"/>
-          <w:sz w:val="20"/>
-        </w:rPr>
-        <w:t>För banksamtal bör följande underlag förberedas:</w:t>
-      </w:r>
-    </w:p>
-    <w:p>
-      <w:pPr>
-        <w:numPr>
-          <w:ilvl w:val="0"/>
-          <w:numId w:val="10"/>
-        </w:numPr>
-        <w:spacing w:before="0" w:after="60" w:line="283" w:lineRule="auto"/>
-      </w:pPr>
-      <w:r>
-        <w:rPr>
-          <w:rFonts w:ascii="Arial" w:hAnsi="Arial" w:cs="Arial"/>
-          <w:b w:val="0"/>
-          <w:i w:val="0"/>
-          <w:sz w:val="19"/>
-        </w:rPr>
-        <w:t>affärsplan</w:t>
-      </w:r>
-    </w:p>
-    <w:p>
-      <w:pPr>
-        <w:numPr>
-          <w:ilvl w:val="0"/>
-          <w:numId w:val="10"/>
-        </w:numPr>
-        <w:spacing w:before="0" w:after="60" w:line="283" w:lineRule="auto"/>
-      </w:pPr>
-      <w:r>
-        <w:rPr>
-          <w:rFonts w:ascii="Arial" w:hAnsi="Arial" w:cs="Arial"/>
-          <w:b w:val="0"/>
-          <w:i w:val="0"/>
-          <w:sz w:val="19"/>
-        </w:rPr>
-        <w:t>bilaga till affärsplanen</w:t>
-      </w:r>
-    </w:p>
-    <w:p>
-      <w:pPr>
-        <w:numPr>
-          <w:ilvl w:val="0"/>
-          <w:numId w:val="10"/>
-        </w:numPr>
-        <w:spacing w:before="0" w:after="60" w:line="283" w:lineRule="auto"/>
-      </w:pPr>
-      <w:r>
-        <w:rPr>
-          <w:rFonts w:ascii="Arial" w:hAnsi="Arial" w:cs="Arial"/>
-          <w:b w:val="0"/>
-          <w:i w:val="0"/>
-          <w:sz w:val="19"/>
-        </w:rPr>
-        <w:t>kreditöversikt</w:t>
-      </w:r>
-    </w:p>
-    <w:p>
-      <w:pPr>
-        <w:numPr>
-          <w:ilvl w:val="0"/>
-          <w:numId w:val="10"/>
-        </w:numPr>
-        <w:spacing w:before="0" w:after="60" w:line="283" w:lineRule="auto"/>
-      </w:pPr>
-      <w:r>
-        <w:rPr>
-          <w:rFonts w:ascii="Arial" w:hAnsi="Arial" w:cs="Arial"/>
-          <w:b w:val="0"/>
-          <w:i w:val="0"/>
-          <w:sz w:val="19"/>
-        </w:rPr>
-        <w:t>inkomstintyg</w:t>
-      </w:r>
-    </w:p>
-    <w:p>
-      <w:pPr>
-        <w:numPr>
-          <w:ilvl w:val="0"/>
-          <w:numId w:val="10"/>
-        </w:numPr>
-        <w:spacing w:before="0" w:after="60" w:line="283" w:lineRule="auto"/>
-      </w:pPr>
-      <w:r>
-        <w:rPr>
-          <w:rFonts w:ascii="Arial" w:hAnsi="Arial" w:cs="Arial"/>
-          <w:b w:val="0"/>
-          <w:i w:val="0"/>
-          <w:sz w:val="19"/>
-        </w:rPr>
-        <w:t>intyg om svensk bostadsort</w:t>
-      </w:r>
-    </w:p>
-    <w:p>
-      <w:pPr>
-        <w:numPr>
-          <w:ilvl w:val="0"/>
-          <w:numId w:val="10"/>
-        </w:numPr>
-        <w:spacing w:before="0" w:after="60" w:line="283" w:lineRule="auto"/>
-      </w:pPr>
-      <w:r>
-        <w:rPr>
-          <w:rFonts w:ascii="Arial" w:hAnsi="Arial" w:cs="Arial"/>
-          <w:b w:val="0"/>
-          <w:i w:val="0"/>
-          <w:sz w:val="19"/>
-        </w:rPr>
-        <w:t>personnummer</w:t>
-      </w:r>
-    </w:p>
-    <w:p>
-      <w:pPr>
-        <w:numPr>
-          <w:ilvl w:val="0"/>
-          <w:numId w:val="10"/>
-        </w:numPr>
-        <w:spacing w:before="0" w:after="60" w:line="283" w:lineRule="auto"/>
-      </w:pPr>
-      <w:r>
-        <w:rPr>
-          <w:rFonts w:ascii="Arial" w:hAnsi="Arial" w:cs="Arial"/>
-          <w:b w:val="0"/>
-          <w:i w:val="0"/>
-          <w:sz w:val="19"/>
-        </w:rPr>
-        <w:t>intyg om befintliga förpliktelser</w:t>
-      </w:r>
-    </w:p>
-    <w:p>
-      <w:pPr>
-        <w:numPr>
-          <w:ilvl w:val="0"/>
-          <w:numId w:val="10"/>
-        </w:numPr>
-        <w:spacing w:before="0" w:after="60" w:line="283" w:lineRule="auto"/>
-      </w:pPr>
-      <w:r>
-        <w:rPr>
-          <w:rFonts w:ascii="Arial" w:hAnsi="Arial" w:cs="Arial"/>
-          <w:b w:val="0"/>
-          <w:i w:val="0"/>
-          <w:sz w:val="19"/>
-        </w:rPr>
-        <w:t>fastighetsuppgifter</w:t>
-      </w:r>
-    </w:p>
-    <w:p>
-      <w:pPr>
-        <w:numPr>
-          <w:ilvl w:val="0"/>
-          <w:numId w:val="10"/>
-        </w:numPr>
-        <w:spacing w:before="0" w:after="60" w:line="283" w:lineRule="auto"/>
-      </w:pPr>
-      <w:r>
-        <w:rPr>
-          <w:rFonts w:ascii="Arial" w:hAnsi="Arial" w:cs="Arial"/>
-          <w:b w:val="0"/>
-          <w:i w:val="0"/>
-          <w:sz w:val="19"/>
-        </w:rPr>
-        <w:t>köpunderlag</w:t>
-      </w:r>
-    </w:p>
-    <w:p>
-      <w:pPr>
-        <w:numPr>
-          <w:ilvl w:val="0"/>
-          <w:numId w:val="10"/>
-        </w:numPr>
-        <w:spacing w:before="0" w:after="60" w:line="283" w:lineRule="auto"/>
-      </w:pPr>
-      <w:r>
-        <w:rPr>
-          <w:rFonts w:ascii="Arial" w:hAnsi="Arial" w:cs="Arial"/>
-          <w:b w:val="0"/>
-          <w:i w:val="0"/>
-          <w:sz w:val="19"/>
-        </w:rPr>
-        <w:t>annons / objektbeskrivning</w:t>
-      </w:r>
-    </w:p>
-    <w:p>
-      <w:pPr>
-        <w:numPr>
-          <w:ilvl w:val="0"/>
-          <w:numId w:val="10"/>
-        </w:numPr>
-        <w:spacing w:before="0" w:after="60" w:line="283" w:lineRule="auto"/>
-      </w:pPr>
-      <w:r>
-        <w:rPr>
-          <w:rFonts w:ascii="Arial" w:hAnsi="Arial" w:cs="Arial"/>
-          <w:b w:val="0"/>
-          <w:i w:val="0"/>
-          <w:sz w:val="19"/>
-        </w:rPr>
-        <w:t>foton av fastigheten</w:t>
-      </w:r>
-    </w:p>
-    <w:p>
-      <w:pPr>
-        <w:numPr>
-          <w:ilvl w:val="0"/>
-          <w:numId w:val="10"/>
-        </w:numPr>
-        <w:spacing w:before="0" w:after="60" w:line="283" w:lineRule="auto"/>
-      </w:pPr>
-      <w:r>
-        <w:rPr>
-          <w:rFonts w:ascii="Arial" w:hAnsi="Arial" w:cs="Arial"/>
-          <w:b w:val="0"/>
-          <w:i w:val="0"/>
-          <w:sz w:val="19"/>
-        </w:rPr>
-        <w:t>kostnadsuppskattningar brunn</w:t>
-      </w:r>
-    </w:p>
-    <w:p>
-      <w:pPr>
-        <w:numPr>
-          <w:ilvl w:val="0"/>
-          <w:numId w:val="10"/>
-        </w:numPr>
-        <w:spacing w:before="0" w:after="60" w:line="283" w:lineRule="auto"/>
-      </w:pPr>
-      <w:r>
-        <w:rPr>
-          <w:rFonts w:ascii="Arial" w:hAnsi="Arial" w:cs="Arial"/>
-          <w:b w:val="0"/>
-          <w:i w:val="0"/>
-          <w:sz w:val="19"/>
-        </w:rPr>
-        <w:t>kostnadsuppskattningar avlopp</w:t>
-      </w:r>
-    </w:p>
-    <w:p>
-      <w:pPr>
-        <w:numPr>
-          <w:ilvl w:val="0"/>
-          <w:numId w:val="10"/>
-        </w:numPr>
-        <w:spacing w:before="0" w:after="60" w:line="283" w:lineRule="auto"/>
-      </w:pPr>
-      <w:r>
-        <w:rPr>
-          <w:rFonts w:ascii="Arial" w:hAnsi="Arial" w:cs="Arial"/>
-          <w:b w:val="0"/>
-          <w:i w:val="0"/>
-          <w:sz w:val="19"/>
-        </w:rPr>
-        <w:t>kostnadsuppskattningar el</w:t>
-      </w:r>
-    </w:p>
-    <w:p>
-      <w:pPr>
-        <w:numPr>
-          <w:ilvl w:val="0"/>
-          <w:numId w:val="10"/>
-        </w:numPr>
-        <w:spacing w:before="0" w:after="60" w:line="283" w:lineRule="auto"/>
-      </w:pPr>
-      <w:r>
-        <w:rPr>
-          <w:rFonts w:ascii="Arial" w:hAnsi="Arial" w:cs="Arial"/>
-          <w:b w:val="0"/>
-          <w:i w:val="0"/>
-          <w:sz w:val="19"/>
-        </w:rPr>
-        <w:t>kostnadsuppskattningar sanitet</w:t>
-      </w:r>
-    </w:p>
-    <w:p>
-      <w:pPr>
-        <w:numPr>
-          <w:ilvl w:val="0"/>
-          <w:numId w:val="10"/>
-        </w:numPr>
-        <w:spacing w:before="0" w:after="60" w:line="283" w:lineRule="auto"/>
-      </w:pPr>
-      <w:r>
-        <w:rPr>
-          <w:rFonts w:ascii="Arial" w:hAnsi="Arial" w:cs="Arial"/>
-          <w:b w:val="0"/>
-          <w:i w:val="0"/>
-          <w:sz w:val="19"/>
-        </w:rPr>
-        <w:t>investeringsplan</w:t>
-      </w:r>
-    </w:p>
-    <w:p>
-      <w:pPr>
-        <w:numPr>
-          <w:ilvl w:val="0"/>
-          <w:numId w:val="10"/>
-        </w:numPr>
-        <w:spacing w:before="0" w:after="60" w:line="283" w:lineRule="auto"/>
-      </w:pPr>
-      <w:r>
-        <w:rPr>
-          <w:rFonts w:ascii="Arial" w:hAnsi="Arial" w:cs="Arial"/>
-          <w:b w:val="0"/>
-          <w:i w:val="0"/>
-          <w:sz w:val="19"/>
-        </w:rPr>
-        <w:t>tidsplan</w:t>
-      </w:r>
-    </w:p>
-    <w:p>
-      <w:pPr>
-        <w:numPr>
-          <w:ilvl w:val="0"/>
-          <w:numId w:val="10"/>
-        </w:numPr>
-        <w:spacing w:before="0" w:after="60" w:line="283" w:lineRule="auto"/>
-      </w:pPr>
-      <w:r>
-        <w:rPr>
-          <w:rFonts w:ascii="Arial" w:hAnsi="Arial" w:cs="Arial"/>
-          <w:b w:val="0"/>
-          <w:i w:val="0"/>
-          <w:sz w:val="19"/>
-        </w:rPr>
-        <w:t>försäkringsöversikt</w:t>
-      </w:r>
-    </w:p>
-    <w:p>
-      <w:pPr>
-        <w:numPr>
-          <w:ilvl w:val="0"/>
-          <w:numId w:val="10"/>
-        </w:numPr>
-        <w:spacing w:before="0" w:after="60" w:line="283" w:lineRule="auto"/>
-      </w:pPr>
-      <w:r>
-        <w:rPr>
-          <w:rFonts w:ascii="Arial" w:hAnsi="Arial" w:cs="Arial"/>
-          <w:b w:val="0"/>
-          <w:i w:val="0"/>
-          <w:sz w:val="19"/>
-        </w:rPr>
-        <w:t>intyg om eget arbete</w:t>
-      </w:r>
-    </w:p>
-    <w:p>
-      <w:pPr>
-        <w:numPr>
-          <w:ilvl w:val="0"/>
-          <w:numId w:val="10"/>
-        </w:numPr>
-        <w:spacing w:before="0" w:after="60" w:line="283" w:lineRule="auto"/>
-      </w:pPr>
-      <w:r>
-        <w:rPr>
-          <w:rFonts w:ascii="Arial" w:hAnsi="Arial" w:cs="Arial"/>
-          <w:b w:val="0"/>
-          <w:i w:val="0"/>
-          <w:sz w:val="19"/>
-        </w:rPr>
-        <w:t>referensbilder av hantverksarbeten</w:t>
-      </w:r>
-    </w:p>
-    <w:p>
-      <w:pPr>
-        <w:numPr>
-          <w:ilvl w:val="0"/>
-          <w:numId w:val="10"/>
-        </w:numPr>
-        <w:spacing w:before="0" w:after="60" w:line="283" w:lineRule="auto"/>
-      </w:pPr>
-      <w:r>
-        <w:rPr>
-          <w:rFonts w:ascii="Arial" w:hAnsi="Arial" w:cs="Arial"/>
-          <w:b w:val="0"/>
-          <w:i w:val="0"/>
-          <w:sz w:val="19"/>
-        </w:rPr>
-        <w:t>intyg om befintliga maskiner och verktyg</w:t>
-      </w:r>
-    </w:p>
-    <w:p>
-      <w:pPr>
-        <w:numPr>
-          <w:ilvl w:val="0"/>
-          <w:numId w:val="10"/>
-        </w:numPr>
-        <w:spacing w:before="0" w:after="60" w:line="283" w:lineRule="auto"/>
-      </w:pPr>
-      <w:r>
-        <w:rPr>
-          <w:rFonts w:ascii="Arial" w:hAnsi="Arial" w:cs="Arial"/>
-          <w:b w:val="0"/>
-          <w:i w:val="0"/>
-          <w:sz w:val="19"/>
-        </w:rPr>
-        <w:t>information om stödmöjligheter</w:t>
-      </w:r>
-    </w:p>
-    <w:p>
-      <w:pPr>
-        <w:numPr>
-          <w:ilvl w:val="0"/>
-          <w:numId w:val="10"/>
-        </w:numPr>
-        <w:spacing w:before="0" w:after="60" w:line="283" w:lineRule="auto"/>
-      </w:pPr>
-      <w:r>
-        <w:rPr>
-          <w:rFonts w:ascii="Arial" w:hAnsi="Arial" w:cs="Arial"/>
-          <w:b w:val="0"/>
-          <w:i w:val="0"/>
-          <w:sz w:val="19"/>
-        </w:rPr>
-        <w:t>underlag om Annas befintliga inkomst</w:t>
-      </w:r>
-    </w:p>
-    <w:p>
-      <w:pPr>
-        <w:numPr>
-          <w:ilvl w:val="0"/>
-          <w:numId w:val="10"/>
-        </w:numPr>
-        <w:spacing w:before="0" w:after="60" w:line="283" w:lineRule="auto"/>
-      </w:pPr>
-      <w:r>
-        <w:rPr>
-          <w:rFonts w:ascii="Arial" w:hAnsi="Arial" w:cs="Arial"/>
-          <w:b w:val="0"/>
-          <w:i w:val="0"/>
-          <w:sz w:val="19"/>
-        </w:rPr>
-        <w:t>underlag om Annas befintliga egenföretagande inom bakningsområdet</w:t>
-      </w:r>
-    </w:p>
-    <w:p>
-      <w:pPr>
-        <w:numPr>
-          <w:ilvl w:val="0"/>
-          <w:numId w:val="10"/>
-        </w:numPr>
-        <w:spacing w:before="0" w:after="60" w:line="283" w:lineRule="auto"/>
-      </w:pPr>
-      <w:r>
-        <w:rPr>
-          <w:rFonts w:ascii="Arial" w:hAnsi="Arial" w:cs="Arial"/>
-          <w:b w:val="0"/>
-          <w:i w:val="0"/>
-          <w:sz w:val="19"/>
-        </w:rPr>
-        <w:t>likviditetsplanering</w:t>
-      </w:r>
-    </w:p>
-    <w:p>
-      <w:pPr>
-        <w:numPr>
-          <w:ilvl w:val="0"/>
-          <w:numId w:val="10"/>
-        </w:numPr>
-        <w:spacing w:before="0" w:after="60" w:line="283" w:lineRule="auto"/>
-      </w:pPr>
-      <w:r>
-        <w:rPr>
-          <w:rFonts w:ascii="Arial" w:hAnsi="Arial" w:cs="Arial"/>
-          <w:b w:val="0"/>
-          <w:i w:val="0"/>
-          <w:sz w:val="19"/>
-        </w:rPr>
-        <w:t>reservstrategi vid lägre finansiering</w:t>
       </w:r>
     </w:p>
     <w:p>
